--- a/library/_deliverables/healthcare-shared-clinical-device-management/CLINDEV-Solution.docx
+++ b/library/_deliverables/healthcare-shared-clinical-device-management/CLINDEV-Solution.docx
@@ -2094,64 +2094,22 @@
       </w:r>
     </w:p>
     <w:p>
-      <w:r>
-        <w:t>__________________________________________________</w:t>
-      </w:r>
-    </w:p>
-    <w:p>
       <w:pPr>
         <w:pStyle w:val="Heading2"/>
       </w:pPr>
       <w:r>
-        <w:t>Checklist</w:t>
-      </w:r>
-    </w:p>
-    <w:p>
-      <w:pPr>
-        <w:pStyle w:val="ListBullet"/>
-      </w:pPr>
-      <w:r>
-        <w:t>R1 Intune licensing assigned</w:t>
-      </w:r>
-    </w:p>
-    <w:p>
-      <w:pPr>
-        <w:pStyle w:val="ListBullet"/>
-      </w:pPr>
-      <w:r>
-        <w:t>R2 Entra tenant + Intune Administrator role</w:t>
-      </w:r>
-    </w:p>
-    <w:p>
-      <w:pPr>
-        <w:pStyle w:val="ListBullet"/>
-      </w:pPr>
-      <w:r>
-        <w:t>R3 Devices registered to Windows Autopilot (hash / OEM)</w:t>
-      </w:r>
-    </w:p>
-    <w:p>
-      <w:pPr>
-        <w:pStyle w:val="ListBullet"/>
-      </w:pPr>
-      <w:r>
-        <w:t>R4 Windows Pro/Enterprise/Education (Shared PC + Assigned Access capable)</w:t>
-      </w:r>
-    </w:p>
-    <w:p>
-      <w:pPr>
-        <w:pStyle w:val="ListBullet"/>
-      </w:pPr>
-      <w:r>
-        <w:t>R5 TPM 2.0 + attestation (self-deploying capable)</w:t>
-      </w:r>
-    </w:p>
-    <w:p>
-      <w:pPr>
-        <w:pStyle w:val="ListBullet"/>
-      </w:pPr>
-      <w:r>
-        <w:t xml:space="preserve">R6 </w:t>
+        <w:t>R12 — Enrollment-time grouping owner (Intune Provisioning Client owns the Assigned shared group)</w:t>
+      </w:r>
+    </w:p>
+    <w:p>
+      <w:r>
+        <w:rPr>
+          <w:b/>
+        </w:rPr>
+        <w:t>Description:</w:t>
+      </w:r>
+      <w:r>
+        <w:t xml:space="preserve"> When </w:t>
       </w:r>
       <w:r>
         <w:rPr>
@@ -2161,141 +2119,376 @@
         <w:t>Clinical – Shared Devices</w:t>
       </w:r>
       <w:r>
-        <w:t xml:space="preserve"> group exists</w:t>
-      </w:r>
-    </w:p>
-    <w:p>
-      <w:pPr>
-        <w:pStyle w:val="ListBullet"/>
-      </w:pPr>
-      <w:r>
-        <w:t>R7 Shared-PC account model decided; no primary user</w:t>
-      </w:r>
-    </w:p>
-    <w:p>
-      <w:pPr>
-        <w:pStyle w:val="ListBullet"/>
-      </w:pPr>
-      <w:r>
-        <w:t>R8 Clinical app set packaged in Intune</w:t>
-      </w:r>
-    </w:p>
-    <w:p>
-      <w:pPr>
-        <w:pStyle w:val="ListBullet"/>
-      </w:pPr>
-      <w:r>
-        <w:t>R9 Network to Microsoft + clinical endpoints verified</w:t>
-      </w:r>
-    </w:p>
-    <w:p>
-      <w:pPr>
-        <w:pStyle w:val="ListBullet"/>
-      </w:pPr>
-      <w:r>
-        <w:t>R10 Imprivata present (only if using tap hand-off)</w:t>
-      </w:r>
-    </w:p>
-    <w:p>
-      <w:pPr>
-        <w:pStyle w:val="ListBullet"/>
-      </w:pPr>
-      <w:r>
-        <w:t>R11 Cart hardware (battery / reader / mount) ready</w:t>
-      </w:r>
-    </w:p>
-    <w:p>
-      <w:pPr>
-        <w:pStyle w:val="Heading1"/>
-      </w:pPr>
-      <w:r>
-        <w:t>3. Implementation Guide — Healthcare Shared Clinical Device Management — WOWs, Kiosks &amp; Tablets in Microsoft Intune</w:t>
-      </w:r>
-    </w:p>
-    <w:p>
-      <w:r>
-        <w:t xml:space="preserve">Follow these steps </w:t>
-      </w:r>
-      <w:r>
-        <w:rPr>
-          <w:b/>
-        </w:rPr>
-        <w:t>in order</w:t>
-      </w:r>
-      <w:r>
-        <w:t xml:space="preserve">, primarily in the </w:t>
-      </w:r>
-      <w:r>
-        <w:rPr>
-          <w:b/>
-        </w:rPr>
-        <w:t>Microsoft Intune admin center</w:t>
-      </w:r>
-      <w:r>
-        <w:t xml:space="preserve"> (</w:t>
+        <w:t xml:space="preserve"> is an </w:t>
+      </w:r>
+      <w:r>
+        <w:rPr>
+          <w:b/>
+        </w:rPr>
+        <w:t>Assigned</w:t>
+      </w:r>
+      <w:r>
+        <w:t xml:space="preserve"> security group (the deterministic </w:t>
+      </w:r>
+      <w:r>
+        <w:rPr>
+          <w:b/>
+        </w:rPr>
+        <w:t>Windows Autopilot device preparation</w:t>
+      </w:r>
+      <w:r>
+        <w:t xml:space="preserve"> targeting model), the </w:t>
+      </w:r>
+      <w:r>
+        <w:rPr>
+          <w:b/>
+        </w:rPr>
+        <w:t>Intune Provisioning Client</w:t>
+      </w:r>
+      <w:r>
+        <w:t xml:space="preserve"> first-party service principal — </w:t>
+      </w:r>
+      <w:r>
+        <w:rPr>
+          <w:b/>
+        </w:rPr>
+        <w:t>AppId `f1346770-5b25-470b-88bd-d5744ab7952c`</w:t>
+      </w:r>
+      <w:r>
+        <w:t xml:space="preserve">, often shown as </w:t>
       </w:r>
       <w:r>
         <w:rPr>
           <w:rFonts w:ascii="Consolas" w:hAnsi="Consolas"/>
           <w:sz w:val="19"/>
         </w:rPr>
-        <w:t>https://intune.microsoft.com</w:t>
-      </w:r>
-      <w:r>
-        <w:t xml:space="preserve">) with two steps in the </w:t>
-      </w:r>
-      <w:r>
-        <w:rPr>
-          <w:b/>
-        </w:rPr>
-        <w:t>Microsoft Entra admin center</w:t>
-      </w:r>
-      <w:r>
-        <w:t xml:space="preserve"> (</w:t>
+        <w:t>Intune Autopilot ConfidentialClient</w:t>
+      </w:r>
+      <w:r>
+        <w:t xml:space="preserve"> — must be an </w:t>
+      </w:r>
+      <w:r>
+        <w:rPr>
+          <w:b/>
+        </w:rPr>
+        <w:t>Owner</w:t>
+      </w:r>
+      <w:r>
+        <w:t xml:space="preserve"> of that group. </w:t>
+      </w:r>
+      <w:r>
+        <w:rPr>
+          <w:b/>
+        </w:rPr>
+        <w:t>Why:</w:t>
+      </w:r>
+      <w:r>
+        <w:t xml:space="preserve"> Enrollment-time device grouping adds each newly provisioned shared clinical device to the Assigned group by way of this principal *owning* the group. Without the owner the group stays </w:t>
+      </w:r>
+      <w:r>
+        <w:rPr>
+          <w:b/>
+        </w:rPr>
+        <w:t>empty at enrollment</w:t>
+      </w:r>
+      <w:r>
+        <w:t xml:space="preserve"> and </w:t>
+      </w:r>
+      <w:r>
+        <w:rPr>
+          <w:b/>
+        </w:rPr>
+        <w:t>none of the Shared PC / power / kiosk profiles or the clinical app baseline deploy</w:t>
+      </w:r>
+      <w:r>
+        <w:t xml:space="preserve">. This is the same first-party principal and mechanism Windows Autopilot device preparation uses. Applies when a </w:t>
+      </w:r>
+      <w:r>
+        <w:rPr>
+          <w:b/>
+        </w:rPr>
+        <w:t>security group targets</w:t>
+      </w:r>
+      <w:r>
+        <w:t xml:space="preserve"> the shared devices; a Dynamic (group-tag) group instead relies on its membership rule and does not use this owner. </w:t>
+      </w:r>
+      <w:r>
+        <w:rPr>
+          <w:b/>
+        </w:rPr>
+        <w:t>Verify:</w:t>
+      </w:r>
+      <w:r>
+        <w:t xml:space="preserve"> Microsoft Entra admin center → </w:t>
+      </w:r>
+      <w:r>
+        <w:rPr>
+          <w:b/>
+        </w:rPr>
+        <w:t>Identity → Groups → `Clinical – Shared Devices` → Owners</w:t>
+      </w:r>
+      <w:r>
+        <w:t xml:space="preserve"> lists the service principal — confirm by </w:t>
+      </w:r>
+      <w:r>
+        <w:rPr>
+          <w:b/>
+        </w:rPr>
+        <w:t>AppId `f1346770-5b25-470b-88bd-d5744ab7952c`</w:t>
+      </w:r>
+      <w:r>
+        <w:t xml:space="preserve">, not the display name (which varies by tenant). Verify in your tenant before each pilot. </w:t>
+      </w:r>
+      <w:r>
+        <w:rPr>
+          <w:b/>
+        </w:rPr>
+        <w:t>Implement-if-missing:</w:t>
+      </w:r>
+      <w:r>
+        <w:t xml:space="preserve"> Entra → </w:t>
+      </w:r>
+      <w:r>
+        <w:rPr>
+          <w:b/>
+        </w:rPr>
+        <w:t>Groups → `Clinical – Shared Devices` → Owners → Add owners</w:t>
+      </w:r>
+      <w:r>
+        <w:t>, search by the AppId, and add it. (If the principal isn't present, open the Intune portal once as Global Administrator to provision it, then add it as owner.)</w:t>
+      </w:r>
+    </w:p>
+    <w:p>
+      <w:r>
+        <w:t>__________________________________________________</w:t>
+      </w:r>
+    </w:p>
+    <w:p>
+      <w:pPr>
+        <w:pStyle w:val="Heading2"/>
+      </w:pPr>
+      <w:r>
+        <w:t>Checklist</w:t>
+      </w:r>
+    </w:p>
+    <w:p>
+      <w:pPr>
+        <w:pStyle w:val="ListBullet"/>
+      </w:pPr>
+      <w:r>
+        <w:t>R1 Intune licensing assigned</w:t>
+      </w:r>
+    </w:p>
+    <w:p>
+      <w:pPr>
+        <w:pStyle w:val="ListBullet"/>
+      </w:pPr>
+      <w:r>
+        <w:t>R2 Entra tenant + Intune Administrator role</w:t>
+      </w:r>
+    </w:p>
+    <w:p>
+      <w:pPr>
+        <w:pStyle w:val="ListBullet"/>
+      </w:pPr>
+      <w:r>
+        <w:t>R3 Devices registered to Windows Autopilot (hash / OEM)</w:t>
+      </w:r>
+    </w:p>
+    <w:p>
+      <w:pPr>
+        <w:pStyle w:val="ListBullet"/>
+      </w:pPr>
+      <w:r>
+        <w:t>R4 Windows Pro/Enterprise/Education (Shared PC + Assigned Access capable)</w:t>
+      </w:r>
+    </w:p>
+    <w:p>
+      <w:pPr>
+        <w:pStyle w:val="ListBullet"/>
+      </w:pPr>
+      <w:r>
+        <w:t>R5 TPM 2.0 + attestation (self-deploying capable)</w:t>
+      </w:r>
+    </w:p>
+    <w:p>
+      <w:pPr>
+        <w:pStyle w:val="ListBullet"/>
+      </w:pPr>
+      <w:r>
+        <w:t xml:space="preserve">R6 </w:t>
       </w:r>
       <w:r>
         <w:rPr>
           <w:rFonts w:ascii="Consolas" w:hAnsi="Consolas"/>
           <w:sz w:val="19"/>
         </w:rPr>
-        <w:t>https://entra.microsoft.com</w:t>
-      </w:r>
-      <w:r>
-        <w:t xml:space="preserve">). Every object is </w:t>
-      </w:r>
-      <w:r>
-        <w:rPr>
-          <w:b/>
-        </w:rPr>
-        <w:t>named</w:t>
-      </w:r>
-      <w:r>
-        <w:t xml:space="preserve"> and the name is reused </w:t>
-      </w:r>
-      <w:r>
-        <w:rPr>
-          <w:b/>
-        </w:rPr>
-        <w:t>verbatim</w:t>
-      </w:r>
-      <w:r>
-        <w:t xml:space="preserve"> in later steps and in the testing/troubleshooting guides. Do not skip the prerequisite checks in </w:t>
+        <w:t>Clinical – Shared Devices</w:t>
+      </w:r>
+      <w:r>
+        <w:t xml:space="preserve"> group exists</w:t>
+      </w:r>
+    </w:p>
+    <w:p>
+      <w:pPr>
+        <w:pStyle w:val="ListBullet"/>
+      </w:pPr>
+      <w:r>
+        <w:t>R7 Shared-PC account model decided; no primary user</w:t>
+      </w:r>
+    </w:p>
+    <w:p>
+      <w:pPr>
+        <w:pStyle w:val="ListBullet"/>
+      </w:pPr>
+      <w:r>
+        <w:t>R8 Clinical app set packaged in Intune</w:t>
+      </w:r>
+    </w:p>
+    <w:p>
+      <w:pPr>
+        <w:pStyle w:val="ListBullet"/>
+      </w:pPr>
+      <w:r>
+        <w:t>R9 Network to Microsoft + clinical endpoints verified</w:t>
+      </w:r>
+    </w:p>
+    <w:p>
+      <w:pPr>
+        <w:pStyle w:val="ListBullet"/>
+      </w:pPr>
+      <w:r>
+        <w:t>R10 Imprivata present (only if using tap hand-off)</w:t>
+      </w:r>
+    </w:p>
+    <w:p>
+      <w:pPr>
+        <w:pStyle w:val="ListBullet"/>
+      </w:pPr>
+      <w:r>
+        <w:t>R11 Cart hardware (battery / reader / mount) ready</w:t>
+      </w:r>
+    </w:p>
+    <w:p>
+      <w:pPr>
+        <w:pStyle w:val="ListBullet"/>
+      </w:pPr>
+      <w:r>
+        <w:t xml:space="preserve">R12 Intune Provisioning Client (AppId </w:t>
       </w:r>
       <w:r>
         <w:rPr>
           <w:rFonts w:ascii="Consolas" w:hAnsi="Consolas"/>
           <w:sz w:val="19"/>
         </w:rPr>
-        <w:t>02-requirements.md</w:t>
-      </w:r>
-      <w:r>
-        <w:t xml:space="preserve"> and </w:t>
+        <w:t>f1346770-5b25-470b-88bd-d5744ab7952c</w:t>
+      </w:r>
+      <w:r>
+        <w:t xml:space="preserve">) is an Owner of the Assigned </w:t>
       </w:r>
       <w:r>
         <w:rPr>
           <w:rFonts w:ascii="Consolas" w:hAnsi="Consolas"/>
           <w:sz w:val="19"/>
         </w:rPr>
+        <w:t>Clinical – Shared Devices</w:t>
+      </w:r>
+      <w:r>
+        <w:t xml:space="preserve"> group</w:t>
+      </w:r>
+    </w:p>
+    <w:p>
+      <w:pPr>
+        <w:pStyle w:val="Heading1"/>
+      </w:pPr>
+      <w:r>
+        <w:t>3. Implementation Guide — Healthcare Shared Clinical Device Management — WOWs, Kiosks &amp; Tablets in Microsoft Intune</w:t>
+      </w:r>
+    </w:p>
+    <w:p>
+      <w:r>
+        <w:t xml:space="preserve">Follow these steps </w:t>
+      </w:r>
+      <w:r>
+        <w:rPr>
+          <w:b/>
+        </w:rPr>
+        <w:t>in order</w:t>
+      </w:r>
+      <w:r>
+        <w:t xml:space="preserve">, primarily in the </w:t>
+      </w:r>
+      <w:r>
+        <w:rPr>
+          <w:b/>
+        </w:rPr>
+        <w:t>Microsoft Intune admin center</w:t>
+      </w:r>
+      <w:r>
+        <w:t xml:space="preserve"> (</w:t>
+      </w:r>
+      <w:r>
+        <w:rPr>
+          <w:rFonts w:ascii="Consolas" w:hAnsi="Consolas"/>
+          <w:sz w:val="19"/>
+        </w:rPr>
+        <w:t>https://intune.microsoft.com</w:t>
+      </w:r>
+      <w:r>
+        <w:t xml:space="preserve">) with two steps in the </w:t>
+      </w:r>
+      <w:r>
+        <w:rPr>
+          <w:b/>
+        </w:rPr>
+        <w:t>Microsoft Entra admin center</w:t>
+      </w:r>
+      <w:r>
+        <w:t xml:space="preserve"> (</w:t>
+      </w:r>
+      <w:r>
+        <w:rPr>
+          <w:rFonts w:ascii="Consolas" w:hAnsi="Consolas"/>
+          <w:sz w:val="19"/>
+        </w:rPr>
+        <w:t>https://entra.microsoft.com</w:t>
+      </w:r>
+      <w:r>
+        <w:t xml:space="preserve">). Every object is </w:t>
+      </w:r>
+      <w:r>
+        <w:rPr>
+          <w:b/>
+        </w:rPr>
+        <w:t>named</w:t>
+      </w:r>
+      <w:r>
+        <w:t xml:space="preserve"> and the name is reused </w:t>
+      </w:r>
+      <w:r>
+        <w:rPr>
+          <w:b/>
+        </w:rPr>
+        <w:t>verbatim</w:t>
+      </w:r>
+      <w:r>
+        <w:t xml:space="preserve"> in later steps and in the testing/troubleshooting guides. Do not skip the prerequisite checks in </w:t>
+      </w:r>
+      <w:r>
+        <w:rPr>
+          <w:rFonts w:ascii="Consolas" w:hAnsi="Consolas"/>
+          <w:sz w:val="19"/>
+        </w:rPr>
+        <w:t>02-requirements.md</w:t>
+      </w:r>
+      <w:r>
+        <w:t xml:space="preserve"> and </w:t>
+      </w:r>
+      <w:r>
+        <w:rPr>
+          <w:rFonts w:ascii="Consolas" w:hAnsi="Consolas"/>
+          <w:sz w:val="19"/>
+        </w:rPr>
         <w:t>global-requirements-healthcare-solutions.md</w:t>
       </w:r>
       <w:r>
@@ -2751,6 +2944,18 @@
     </w:p>
     <w:p>
       <w:pPr>
+        <w:ind w:left="432"/>
+      </w:pPr>
+      <w:r>
+        <w:rPr>
+          <w:i/>
+          <w:color w:val="2E86C1"/>
+        </w:rPr>
+        <w:t>Most reliable targeting — an Assigned group owned by the Intune Provisioning Client (enrollment-time device grouping). The dynamic group tag above is convenient, but for deterministic shared-device enrollment (the Windows Autopilot device preparation model), make Clinical – Shared Devices an Assigned security group and add the Intune Provisioning Client first-party service principal — AppId f1346770-5b25-470b-88bd-d5744ab7952c, in many tenants displayed as Intune Autopilot ConfidentialClient — as an Owner of the group. In Entra: Groups → Clinical – Shared Devices → Owners → Add owners, and search by that AppId (match by AppId, not the display name, which varies by tenant). Enrollment-time device grouping works by this principal *owning* the Assigned group — without the owner the group stays empty at enrollment and none of the Shared PC / power / kiosk profiles or the clinical app baseline deploy. The group must be Assigned, never Dynamic, for this mechanism. This is the same first-party principal and mechanism Windows Autopilot device preparation uses. Verify the owner is present before each pilot. *(If the principal isn't present in the tenant, open the Intune portal once as Global Administrator to provision it, then add it as owner.)*</w:t>
+      </w:r>
+    </w:p>
+    <w:p>
+      <w:pPr>
         <w:pStyle w:val="Heading2"/>
       </w:pPr>
       <w:r>
@@ -7003,6 +7208,171 @@
       </w:r>
       <w:r>
         <w:t xml:space="preserve"> to (re)create/verify the group rule.</w:t>
+      </w:r>
+    </w:p>
+    <w:p>
+      <w:pPr>
+        <w:pStyle w:val="Heading2"/>
+      </w:pPr>
+      <w:r>
+        <w:t>I9 — Shared device group empty after enrollment (no shared-device profiles or apps deploy)</w:t>
+      </w:r>
+    </w:p>
+    <w:p>
+      <w:r>
+        <w:rPr>
+          <w:b/>
+        </w:rPr>
+        <w:t>Symptoms:</w:t>
+      </w:r>
+      <w:r>
+        <w:t xml:space="preserve"> </w:t>
+      </w:r>
+      <w:r>
+        <w:rPr>
+          <w:rFonts w:ascii="Consolas" w:hAnsi="Consolas"/>
+          <w:sz w:val="19"/>
+        </w:rPr>
+        <w:t>Clinical – Shared Devices</w:t>
+      </w:r>
+      <w:r>
+        <w:t xml:space="preserve"> is </w:t>
+      </w:r>
+      <w:r>
+        <w:rPr>
+          <w:b/>
+        </w:rPr>
+        <w:t>empty after devices provision</w:t>
+      </w:r>
+      <w:r>
+        <w:t xml:space="preserve">; none of the Shared PC / power / kiosk profiles or the clinical app baseline deploy, even though devices enrolled fine. </w:t>
+      </w:r>
+      <w:r>
+        <w:rPr>
+          <w:b/>
+        </w:rPr>
+        <w:t>Likely cause:</w:t>
+      </w:r>
+      <w:r>
+        <w:t xml:space="preserve"> The group is an </w:t>
+      </w:r>
+      <w:r>
+        <w:rPr>
+          <w:b/>
+        </w:rPr>
+        <w:t>Assigned</w:t>
+      </w:r>
+      <w:r>
+        <w:t xml:space="preserve"> security group (the Windows Autopilot device preparation targeting model) but the </w:t>
+      </w:r>
+      <w:r>
+        <w:rPr>
+          <w:b/>
+        </w:rPr>
+        <w:t>Intune Provisioning Client</w:t>
+      </w:r>
+      <w:r>
+        <w:t xml:space="preserve"> first-party service principal (</w:t>
+      </w:r>
+      <w:r>
+        <w:rPr>
+          <w:b/>
+        </w:rPr>
+        <w:t>AppId `f1346770-5b25-470b-88bd-d5744ab7952c`</w:t>
+      </w:r>
+      <w:r>
+        <w:t xml:space="preserve">, often shown as </w:t>
+      </w:r>
+      <w:r>
+        <w:rPr>
+          <w:rFonts w:ascii="Consolas" w:hAnsi="Consolas"/>
+          <w:sz w:val="19"/>
+        </w:rPr>
+        <w:t>Intune Autopilot ConfidentialClient</w:t>
+      </w:r>
+      <w:r>
+        <w:t xml:space="preserve">) is </w:t>
+      </w:r>
+      <w:r>
+        <w:rPr>
+          <w:b/>
+        </w:rPr>
+        <w:t>not an Owner</w:t>
+      </w:r>
+      <w:r>
+        <w:t xml:space="preserve"> of it, so enrollment-time device grouping can't populate it. </w:t>
+      </w:r>
+      <w:r>
+        <w:rPr>
+          <w:b/>
+        </w:rPr>
+        <w:t>Diagnose:</w:t>
+      </w:r>
+      <w:r>
+        <w:t xml:space="preserve"> Entra → </w:t>
+      </w:r>
+      <w:r>
+        <w:rPr>
+          <w:b/>
+        </w:rPr>
+        <w:t>Groups → `Clinical – Shared Devices` → Owners</w:t>
+      </w:r>
+      <w:r>
+        <w:t xml:space="preserve">; confirm the service principal is listed by </w:t>
+      </w:r>
+      <w:r>
+        <w:rPr>
+          <w:b/>
+        </w:rPr>
+        <w:t>AppId `f1346770-5b25-470b-88bd-d5744ab7952c`</w:t>
+      </w:r>
+      <w:r>
+        <w:t xml:space="preserve"> (not the display name, which varies by tenant). (If you use the </w:t>
+      </w:r>
+      <w:r>
+        <w:rPr>
+          <w:b/>
+        </w:rPr>
+        <w:t>Dynamic</w:t>
+      </w:r>
+      <w:r>
+        <w:t xml:space="preserve"> group-tag model instead, this owner does not apply — see I8.) </w:t>
+      </w:r>
+      <w:r>
+        <w:rPr>
+          <w:b/>
+        </w:rPr>
+        <w:t>Fix:</w:t>
+      </w:r>
+      <w:r>
+        <w:t xml:space="preserve"> Entra → </w:t>
+      </w:r>
+      <w:r>
+        <w:rPr>
+          <w:b/>
+        </w:rPr>
+        <w:t>Groups → `Clinical – Shared Devices` → Owners → Add owners</w:t>
+      </w:r>
+      <w:r>
+        <w:t xml:space="preserve">, search by that </w:t>
+      </w:r>
+      <w:r>
+        <w:rPr>
+          <w:b/>
+        </w:rPr>
+        <w:t>AppId</w:t>
+      </w:r>
+      <w:r>
+        <w:t xml:space="preserve">, add it, then re-provision a pilot device. The group must be </w:t>
+      </w:r>
+      <w:r>
+        <w:rPr>
+          <w:b/>
+        </w:rPr>
+        <w:t>Assigned</w:t>
+      </w:r>
+      <w:r>
+        <w:t>, not Dynamic, for this mechanism (the same principal Windows Autopilot device preparation uses). If the principal isn't present in the tenant, open the Intune portal once as Global Administrator to provision it, then add it as owner.</w:t>
       </w:r>
     </w:p>
     <w:p>
